--- a/hin/docx/48.content.docx
+++ b/hin/docx/48.content.docx
@@ -19,7 +19,7 @@
         <w:rPr>
           <w:lang w:val="hi_IN" w:bidi="hi_IN"/>
         </w:rPr>
-        <w:t>Resource: अध्ययन नोट्स - पुस्तक परिचय (टिंडेल)</w:t>
+        <w:t>Resource: Tyndale Open Study Notes</w:t>
       </w:r>
       <w:r>
         <w:rPr>
@@ -112,7 +112,7 @@
         <w:rPr>
           <w:lang w:val="hi_IN" w:bidi="hi_IN"/>
         </w:rPr>
-        <w:t>अध्ययन नोट्स - पुस्तक परिचय (टिंडेल)</w:t>
+        <w:t>Tyndale Open Study Notes</w:t>
       </w:r>
     </w:p>
     <w:p>

--- a/hin/docx/48.content.docx
+++ b/hin/docx/48.content.docx
@@ -19,7 +19,7 @@
         <w:rPr>
           <w:lang w:val="hi_IN" w:bidi="hi_IN"/>
         </w:rPr>
-        <w:t>Resource: Tyndale Open Study Notes</w:t>
+        <w:t>Resource: Aquifer Open Study Notes (Book Intros)</w:t>
       </w:r>
       <w:r>
         <w:rPr>
@@ -112,7 +112,7 @@
         <w:rPr>
           <w:lang w:val="hi_IN" w:bidi="hi_IN"/>
         </w:rPr>
-        <w:t>Tyndale Open Study Notes</w:t>
+        <w:t>Aquifer Open Study Notes (Book Intros)</w:t>
       </w:r>
     </w:p>
     <w:p>

--- a/hin/docx/48.content.docx
+++ b/hin/docx/48.content.docx
@@ -258,36 +258,24 @@
         </w:rPr>
         <w:t>जब पौलुस और बरनबास सीरिया के अन्ताकिया से अपनी पहली मिशनरी यात्रा पर निकले, तो वह महासागर के उत्तर-पूर्व कोने से होते हुए साइप्रस, पंफूलिया के टॉरस पर्वतों को पार करते हुए, रोमी प्रांत गलातिया के दक्षिण में पहुंचे। वहाँ पौलुस और बरनबास ने पिसिदिया के अन्ताकिया, इकुनियुम, लुस्त्रा, और दिरबे में कलीसियाओं की स्थापना करी (</w:t>
       </w:r>
-      <w:hyperlink r:id="rId13">
-        <w:r>
-          <w:rPr>
-            <w:lang w:val="hi_IN" w:bidi="hi_IN"/>
-          </w:rPr>
-          <w:rPr>
-            <w:color w:val="0000EE"/>
-            <w:u w:val="single"/>
-          </w:rPr>
-          <w:t>प्रेरि 13:13–14:28</w:t>
-        </w:r>
-      </w:hyperlink>
+      <w:r>
+        <w:rPr>
+          <w:lang w:val="hi_IN" w:bidi="hi_IN"/>
+        </w:rPr>
+        <w:t>प्रेरि 13:13–14:28</w:t>
+      </w:r>
       <w:r>
         <w:rPr>
           <w:lang w:val="hi_IN" w:bidi="hi_IN"/>
         </w:rPr>
         <w:t>)। कई लोगों ने सुसमाचार पर विश्वास किया, लेकिन संदेश ने विरोध और उत्पीड़न भी उत्पन्न किया। इसके बाद पौलुस और बरनबास सीरिया के अन्ताकिया लौट आए, यह विवरण करते हुए कि परमेश्वर ने क्या किया था “कि परमेश्वर ने कैसे अन्यजातियों के लिये विश्वास का द्वार खोल दिया” (</w:t>
       </w:r>
-      <w:hyperlink r:id="rId14">
-        <w:r>
-          <w:rPr>
-            <w:lang w:val="hi_IN" w:bidi="hi_IN"/>
-          </w:rPr>
-          <w:rPr>
-            <w:color w:val="0000EE"/>
-            <w:u w:val="single"/>
-          </w:rPr>
-          <w:t>प्रेरि 14:27</w:t>
-        </w:r>
-      </w:hyperlink>
+      <w:r>
+        <w:rPr>
+          <w:lang w:val="hi_IN" w:bidi="hi_IN"/>
+        </w:rPr>
+        <w:t>प्रेरि 14:27</w:t>
+      </w:r>
       <w:r>
         <w:rPr>
           <w:lang w:val="hi_IN" w:bidi="hi_IN"/>
@@ -308,18 +296,12 @@
         </w:rPr>
         <w:t xml:space="preserve">पौलुस की सेवकाई के परिणामस्वरूप गलातिया में और कैसरिया में पतरस का कुरनेलियुस और उसके घराने के साथ में अनुभव से (देखें </w:t>
       </w:r>
-      <w:hyperlink r:id="rId15">
-        <w:r>
-          <w:rPr>
-            <w:lang w:val="hi_IN" w:bidi="hi_IN"/>
-          </w:rPr>
-          <w:rPr>
-            <w:color w:val="0000EE"/>
-            <w:u w:val="single"/>
-          </w:rPr>
-          <w:t>प्रेरि 10:1–48</w:t>
-        </w:r>
-      </w:hyperlink>
+      <w:r>
+        <w:rPr>
+          <w:lang w:val="hi_IN" w:bidi="hi_IN"/>
+        </w:rPr>
+        <w:t>प्रेरि 10:1–48</w:t>
+      </w:r>
       <w:r>
         <w:rPr>
           <w:lang w:val="hi_IN" w:bidi="hi_IN"/>
@@ -340,36 +322,24 @@
         </w:rPr>
         <w:t xml:space="preserve">फिर भी, यरूशलेम में महासभा से पहले के समय में (ईसवी सन् 49 या 50; </w:t>
       </w:r>
-      <w:hyperlink r:id="rId16">
-        <w:r>
-          <w:rPr>
-            <w:lang w:val="hi_IN" w:bidi="hi_IN"/>
-          </w:rPr>
-          <w:rPr>
-            <w:color w:val="0000EE"/>
-            <w:u w:val="single"/>
-          </w:rPr>
-          <w:t>प्रेरि 15:1–41</w:t>
-        </w:r>
-      </w:hyperlink>
+      <w:r>
+        <w:rPr>
+          <w:lang w:val="hi_IN" w:bidi="hi_IN"/>
+        </w:rPr>
+        <w:t>प्रेरि 15:1–41</w:t>
+      </w:r>
       <w:r>
         <w:rPr>
           <w:lang w:val="hi_IN" w:bidi="hi_IN"/>
         </w:rPr>
         <w:t>), कलीसिया में यहूदियों और गैर-यहूदियों के संबंधों पर विवाद अधिक तीव्र हो गया। जब पतरस गैर-यहूदियों के बीच कैसरिया में अपने महत्वपूर्ण काम से यरूशलेम लौटे, तो उन्हें अपने यहूदी साथियों से तुरंत आलोचना और दबाव का सामना करना पड़ा, जो बिना खतना वाले गैर-यहूदियों के साथ उनके खाने का विरोध कर रहे थे। उन्होंने आत्मा के कार्य का विवरण देकर उत्तर दिया, जिसने अस्थायी रूप से आलोचना को शांत कर दिया (</w:t>
       </w:r>
-      <w:hyperlink r:id="rId17">
-        <w:r>
-          <w:rPr>
-            <w:lang w:val="hi_IN" w:bidi="hi_IN"/>
-          </w:rPr>
-          <w:rPr>
-            <w:color w:val="0000EE"/>
-            <w:u w:val="single"/>
-          </w:rPr>
-          <w:t>प्रेरि 11:1–18</w:t>
-        </w:r>
-      </w:hyperlink>
+      <w:r>
+        <w:rPr>
+          <w:lang w:val="hi_IN" w:bidi="hi_IN"/>
+        </w:rPr>
+        <w:t>प्रेरि 11:1–18</w:t>
+      </w:r>
       <w:r>
         <w:rPr>
           <w:lang w:val="hi_IN" w:bidi="hi_IN"/>
@@ -415,90 +385,60 @@
         </w:rPr>
         <w:t>संक्षेप में अपना परिचय देने और अपने प्राप्तकर्ताओं का अभिवादन करने के बाद (</w:t>
       </w:r>
-      <w:hyperlink r:id="rId18">
-        <w:r>
-          <w:rPr>
-            <w:lang w:val="hi_IN" w:bidi="hi_IN"/>
-          </w:rPr>
-          <w:rPr>
-            <w:color w:val="0000EE"/>
-            <w:u w:val="single"/>
-          </w:rPr>
-          <w:t>गला 1:1–5</w:t>
-        </w:r>
-      </w:hyperlink>
+      <w:r>
+        <w:rPr>
+          <w:lang w:val="hi_IN" w:bidi="hi_IN"/>
+        </w:rPr>
+        <w:t>गला 1:1–5</w:t>
+      </w:r>
       <w:r>
         <w:rPr>
           <w:lang w:val="hi_IN" w:bidi="hi_IN"/>
         </w:rPr>
         <w:t>), पौलुस सीधे अपने शोध प्रबंध में प्रवेश करते हैं: वह सुसमाचार जो वह प्रचार करते हैं, वही एकमात्र सच्चा सुसमाचार है (</w:t>
       </w:r>
-      <w:hyperlink r:id="rId19">
-        <w:r>
-          <w:rPr>
-            <w:lang w:val="hi_IN" w:bidi="hi_IN"/>
-          </w:rPr>
-          <w:rPr>
-            <w:color w:val="0000EE"/>
-            <w:u w:val="single"/>
-          </w:rPr>
-          <w:t>1:6–7</w:t>
-        </w:r>
-      </w:hyperlink>
+      <w:r>
+        <w:rPr>
+          <w:lang w:val="hi_IN" w:bidi="hi_IN"/>
+        </w:rPr>
+        <w:t>1:6–7</w:t>
+      </w:r>
       <w:r>
         <w:rPr>
           <w:lang w:val="hi_IN" w:bidi="hi_IN"/>
         </w:rPr>
         <w:t>), वह मसीह के एक सच्चे प्रेरित हैं (</w:t>
       </w:r>
-      <w:hyperlink r:id="rId20">
-        <w:r>
-          <w:rPr>
-            <w:lang w:val="hi_IN" w:bidi="hi_IN"/>
-          </w:rPr>
-          <w:rPr>
-            <w:color w:val="0000EE"/>
-            <w:u w:val="single"/>
-          </w:rPr>
-          <w:t>1:1</w:t>
-        </w:r>
-      </w:hyperlink>
+      <w:r>
+        <w:rPr>
+          <w:lang w:val="hi_IN" w:bidi="hi_IN"/>
+        </w:rPr>
+        <w:t>1:1</w:t>
+      </w:r>
       <w:r>
         <w:rPr>
           <w:lang w:val="hi_IN" w:bidi="hi_IN"/>
         </w:rPr>
         <w:t xml:space="preserve">, </w:t>
       </w:r>
-      <w:hyperlink r:id="rId21">
-        <w:r>
-          <w:rPr>
-            <w:lang w:val="hi_IN" w:bidi="hi_IN"/>
-          </w:rPr>
-          <w:rPr>
-            <w:color w:val="0000EE"/>
-            <w:u w:val="single"/>
-          </w:rPr>
-          <w:t>10</w:t>
-        </w:r>
-      </w:hyperlink>
+      <w:r>
+        <w:rPr>
+          <w:lang w:val="hi_IN" w:bidi="hi_IN"/>
+        </w:rPr>
+        <w:t>10</w:t>
+      </w:r>
       <w:r>
         <w:rPr>
           <w:lang w:val="hi_IN" w:bidi="hi_IN"/>
         </w:rPr>
         <w:t>), और उनके विरोधी अपने झूठे संदेश के लिए परमेश्वर के न्याय का सामना करेंगे (</w:t>
       </w:r>
-      <w:hyperlink r:id="rId22">
-        <w:r>
-          <w:rPr>
-            <w:lang w:val="hi_IN" w:bidi="hi_IN"/>
-          </w:rPr>
-          <w:rPr>
-            <w:color w:val="0000EE"/>
-            <w:u w:val="single"/>
-          </w:rPr>
-          <w:t>1:8–9</w:t>
-        </w:r>
-      </w:hyperlink>
+      <w:r>
+        <w:rPr>
+          <w:lang w:val="hi_IN" w:bidi="hi_IN"/>
+        </w:rPr>
+        <w:t>1:8–9</w:t>
+      </w:r>
       <w:r>
         <w:rPr>
           <w:lang w:val="hi_IN" w:bidi="hi_IN"/>
@@ -519,126 +459,84 @@
         </w:rPr>
         <w:t>पौलुस पहले यह दिखाते हैं कि वह मसीह के एक सच्चे प्रेरित हैं, जो सुसमाचार का प्रचार करते हैं (</w:t>
       </w:r>
-      <w:hyperlink r:id="rId23">
-        <w:r>
-          <w:rPr>
-            <w:lang w:val="hi_IN" w:bidi="hi_IN"/>
-          </w:rPr>
-          <w:rPr>
-            <w:color w:val="0000EE"/>
-            <w:u w:val="single"/>
-          </w:rPr>
-          <w:t>1:11–2:21</w:t>
-        </w:r>
-      </w:hyperlink>
+      <w:r>
+        <w:rPr>
+          <w:lang w:val="hi_IN" w:bidi="hi_IN"/>
+        </w:rPr>
+        <w:t>1:11–2:21</w:t>
+      </w:r>
       <w:r>
         <w:rPr>
           <w:lang w:val="hi_IN" w:bidi="hi_IN"/>
         </w:rPr>
         <w:t>)। इस उद्देश्य के लिए, पौलुस गलातियों को याद दिलाते हैं कि वह किस प्रकार के व्यक्ति हुआ करते थे (</w:t>
       </w:r>
-      <w:hyperlink r:id="rId24">
-        <w:r>
-          <w:rPr>
-            <w:lang w:val="hi_IN" w:bidi="hi_IN"/>
-          </w:rPr>
-          <w:rPr>
-            <w:color w:val="0000EE"/>
-            <w:u w:val="single"/>
-          </w:rPr>
-          <w:t>1:13–14</w:t>
-        </w:r>
-      </w:hyperlink>
+      <w:r>
+        <w:rPr>
+          <w:lang w:val="hi_IN" w:bidi="hi_IN"/>
+        </w:rPr>
+        <w:t>1:13–14</w:t>
+      </w:r>
       <w:r>
         <w:rPr>
           <w:lang w:val="hi_IN" w:bidi="hi_IN"/>
         </w:rPr>
         <w:t>) और अपने परिवर्तन के अनुभव और परमेश्वर द्वारा अपनी बुलाहट का वर्णन करते हैं (</w:t>
       </w:r>
-      <w:hyperlink r:id="rId25">
-        <w:r>
-          <w:rPr>
-            <w:lang w:val="hi_IN" w:bidi="hi_IN"/>
-          </w:rPr>
-          <w:rPr>
-            <w:color w:val="0000EE"/>
-            <w:u w:val="single"/>
-          </w:rPr>
-          <w:t>1:15–16अ</w:t>
-        </w:r>
-      </w:hyperlink>
+      <w:r>
+        <w:rPr>
+          <w:lang w:val="hi_IN" w:bidi="hi_IN"/>
+        </w:rPr>
+        <w:t>1:15–16अ</w:t>
+      </w:r>
       <w:r>
         <w:rPr>
           <w:lang w:val="hi_IN" w:bidi="hi_IN"/>
         </w:rPr>
         <w:t>)। पौलुस ने सुसमाचार को मसीह के प्रकाशन से सीधे रूप में प्राप्त किया (</w:t>
       </w:r>
-      <w:hyperlink r:id="rId26">
-        <w:r>
-          <w:rPr>
-            <w:lang w:val="hi_IN" w:bidi="hi_IN"/>
-          </w:rPr>
-          <w:rPr>
-            <w:color w:val="0000EE"/>
-            <w:u w:val="single"/>
-          </w:rPr>
-          <w:t>1:11–12</w:t>
-        </w:r>
-      </w:hyperlink>
+      <w:r>
+        <w:rPr>
+          <w:lang w:val="hi_IN" w:bidi="hi_IN"/>
+        </w:rPr>
+        <w:t>1:11–12</w:t>
+      </w:r>
       <w:r>
         <w:rPr>
           <w:lang w:val="hi_IN" w:bidi="hi_IN"/>
         </w:rPr>
         <w:t>) न कि यरूशलेम में अन्य प्रेरितों से प्राप्त किया (</w:t>
       </w:r>
-      <w:hyperlink r:id="rId27">
-        <w:r>
-          <w:rPr>
-            <w:lang w:val="hi_IN" w:bidi="hi_IN"/>
-          </w:rPr>
-          <w:rPr>
-            <w:color w:val="0000EE"/>
-            <w:u w:val="single"/>
-          </w:rPr>
-          <w:t>1:16–24</w:t>
-        </w:r>
-      </w:hyperlink>
+      <w:r>
+        <w:rPr>
+          <w:lang w:val="hi_IN" w:bidi="hi_IN"/>
+        </w:rPr>
+        <w:t>1:16–24</w:t>
+      </w:r>
       <w:r>
         <w:rPr>
           <w:lang w:val="hi_IN" w:bidi="hi_IN"/>
         </w:rPr>
         <w:t>)। फिर भी, अन्य प्रेरितों ने पौलुस की प्रेरिताई और संदेश को मान्यता दी (</w:t>
       </w:r>
-      <w:hyperlink r:id="rId28">
-        <w:r>
-          <w:rPr>
-            <w:lang w:val="hi_IN" w:bidi="hi_IN"/>
-          </w:rPr>
-          <w:rPr>
-            <w:color w:val="0000EE"/>
-            <w:u w:val="single"/>
-          </w:rPr>
-          <w:t>2:1–10</w:t>
-        </w:r>
-      </w:hyperlink>
+      <w:r>
+        <w:rPr>
+          <w:lang w:val="hi_IN" w:bidi="hi_IN"/>
+        </w:rPr>
+        <w:t>2:1–10</w:t>
+      </w:r>
       <w:r>
         <w:rPr>
           <w:lang w:val="hi_IN" w:bidi="hi_IN"/>
         </w:rPr>
         <w:t>), और उनके पास इसमें जोड़ने या बदलने के लिए कुछ नहीं था। इसके अलावा, पौलुस ने अपनी सच्चाई को उस समय प्रदर्शित किया जब पतरस और कुछ अन्य लोगों ने अपने ही सिद्धांतों के विपरीत सुसमाचार के साथ समझौता किया (</w:t>
       </w:r>
-      <w:hyperlink r:id="rId29">
-        <w:r>
-          <w:rPr>
-            <w:lang w:val="hi_IN" w:bidi="hi_IN"/>
-          </w:rPr>
-          <w:rPr>
-            <w:color w:val="0000EE"/>
-            <w:u w:val="single"/>
-          </w:rPr>
-          <w:t>2:11–21</w:t>
-        </w:r>
-      </w:hyperlink>
+      <w:r>
+        <w:rPr>
+          <w:lang w:val="hi_IN" w:bidi="hi_IN"/>
+        </w:rPr>
+        <w:t>2:11–21</w:t>
+      </w:r>
       <w:r>
         <w:rPr>
           <w:lang w:val="hi_IN" w:bidi="hi_IN"/>
@@ -659,108 +557,72 @@
         </w:rPr>
         <w:t>फिर पौलुस यह तर्क देते हैं कि उनके द्वारा प्रस्तुत सुसमाचार शास्त्र-सम्मत और सत्य है (</w:t>
       </w:r>
-      <w:hyperlink r:id="rId30">
-        <w:r>
-          <w:rPr>
-            <w:lang w:val="hi_IN" w:bidi="hi_IN"/>
-          </w:rPr>
-          <w:rPr>
-            <w:color w:val="0000EE"/>
-            <w:u w:val="single"/>
-          </w:rPr>
-          <w:t>3:1–5:12</w:t>
-        </w:r>
-      </w:hyperlink>
+      <w:r>
+        <w:rPr>
+          <w:lang w:val="hi_IN" w:bidi="hi_IN"/>
+        </w:rPr>
+        <w:t>3:1–5:12</w:t>
+      </w:r>
       <w:r>
         <w:rPr>
           <w:lang w:val="hi_IN" w:bidi="hi_IN"/>
         </w:rPr>
         <w:t>)। गलातिया के लोगों ने आत्मा का अनुभव विश्वास के द्वारा किया था (</w:t>
       </w:r>
-      <w:hyperlink r:id="rId31">
-        <w:r>
-          <w:rPr>
-            <w:lang w:val="hi_IN" w:bidi="hi_IN"/>
-          </w:rPr>
-          <w:rPr>
-            <w:color w:val="0000EE"/>
-            <w:u w:val="single"/>
-          </w:rPr>
-          <w:t>3:1–5</w:t>
-        </w:r>
-      </w:hyperlink>
+      <w:r>
+        <w:rPr>
+          <w:lang w:val="hi_IN" w:bidi="hi_IN"/>
+        </w:rPr>
+        <w:t>3:1–5</w:t>
+      </w:r>
       <w:r>
         <w:rPr>
           <w:lang w:val="hi_IN" w:bidi="hi_IN"/>
         </w:rPr>
         <w:t>), इसलिए वे—जैसे सभी जो मसीह में विश्वास रखते हैं—उसी आशीष का अनुभव करेंगे जो अब्राहम को मिली थी (</w:t>
       </w:r>
-      <w:hyperlink r:id="rId32">
-        <w:r>
-          <w:rPr>
-            <w:lang w:val="hi_IN" w:bidi="hi_IN"/>
-          </w:rPr>
-          <w:rPr>
-            <w:color w:val="0000EE"/>
-            <w:u w:val="single"/>
-          </w:rPr>
-          <w:t>3:6–9</w:t>
-        </w:r>
-      </w:hyperlink>
+      <w:r>
+        <w:rPr>
+          <w:lang w:val="hi_IN" w:bidi="hi_IN"/>
+        </w:rPr>
+        <w:t>3:6–9</w:t>
+      </w:r>
       <w:r>
         <w:rPr>
           <w:lang w:val="hi_IN" w:bidi="hi_IN"/>
         </w:rPr>
         <w:t>)। इसके विपरीत, व्यवस्था का पालन करके धार्मिक बनने की कोशिश करना केवल श्राप लाता है (</w:t>
       </w:r>
-      <w:hyperlink r:id="rId33">
-        <w:r>
-          <w:rPr>
-            <w:lang w:val="hi_IN" w:bidi="hi_IN"/>
-          </w:rPr>
-          <w:rPr>
-            <w:color w:val="0000EE"/>
-            <w:u w:val="single"/>
-          </w:rPr>
-          <w:t>3:10–12</w:t>
-        </w:r>
-      </w:hyperlink>
+      <w:r>
+        <w:rPr>
+          <w:lang w:val="hi_IN" w:bidi="hi_IN"/>
+        </w:rPr>
+        <w:t>3:10–12</w:t>
+      </w:r>
       <w:r>
         <w:rPr>
           <w:lang w:val="hi_IN" w:bidi="hi_IN"/>
         </w:rPr>
         <w:t>)। मसीह ने हमें उस श्राप से बचाया और परमेश्वर की आशीष उन सभी के लिए उपलब्ध कराई जो उन पर विश्वास करते हैं (</w:t>
       </w:r>
-      <w:hyperlink r:id="rId34">
-        <w:r>
-          <w:rPr>
-            <w:lang w:val="hi_IN" w:bidi="hi_IN"/>
-          </w:rPr>
-          <w:rPr>
-            <w:color w:val="0000EE"/>
-            <w:u w:val="single"/>
-          </w:rPr>
-          <w:t>3:13–14</w:t>
-        </w:r>
-      </w:hyperlink>
+      <w:r>
+        <w:rPr>
+          <w:lang w:val="hi_IN" w:bidi="hi_IN"/>
+        </w:rPr>
+        <w:t>3:13–14</w:t>
+      </w:r>
       <w:r>
         <w:rPr>
           <w:lang w:val="hi_IN" w:bidi="hi_IN"/>
         </w:rPr>
         <w:t>)। परमेश्वर का वादा अब्राहम को दिखाता है कि वादा विश्वास के आधार पर दिया गया है, न कि व्यवस्था के आधार पर (</w:t>
       </w:r>
-      <w:hyperlink r:id="rId35">
-        <w:r>
-          <w:rPr>
-            <w:lang w:val="hi_IN" w:bidi="hi_IN"/>
-          </w:rPr>
-          <w:rPr>
-            <w:color w:val="0000EE"/>
-            <w:u w:val="single"/>
-          </w:rPr>
-          <w:t>3:15–18</w:t>
-        </w:r>
-      </w:hyperlink>
+      <w:r>
+        <w:rPr>
+          <w:lang w:val="hi_IN" w:bidi="hi_IN"/>
+        </w:rPr>
+        <w:t>3:15–18</w:t>
+      </w:r>
       <w:r>
         <w:rPr>
           <w:lang w:val="hi_IN" w:bidi="hi_IN"/>
@@ -781,162 +643,108 @@
         </w:rPr>
         <w:t>व्यवस्था का उद्देश्य लोगों को धार्मिक बनाना या उन्हें परमेश्वर की प्रतिज्ञाओं का प्राप्तकर्ता बनाना नहीं है। इसके बजाय, यह पाप की जागरूकता लाता है और मसीह और उन पर विश्वास की ओर इंगित करता है (</w:t>
       </w:r>
-      <w:hyperlink r:id="rId36">
-        <w:r>
-          <w:rPr>
-            <w:lang w:val="hi_IN" w:bidi="hi_IN"/>
-          </w:rPr>
-          <w:rPr>
-            <w:color w:val="0000EE"/>
-            <w:u w:val="single"/>
-          </w:rPr>
-          <w:t>3:19–22</w:t>
-        </w:r>
-      </w:hyperlink>
+      <w:r>
+        <w:rPr>
+          <w:lang w:val="hi_IN" w:bidi="hi_IN"/>
+        </w:rPr>
+        <w:t>3:19–22</w:t>
+      </w:r>
       <w:r>
         <w:rPr>
           <w:lang w:val="hi_IN" w:bidi="hi_IN"/>
         </w:rPr>
         <w:t>)। अब जब मसीह आ चुके हैं, जो लोग उन पर विश्वास करते हैं वे परमेश्वर के बच्चे और उनकी प्रतिज्ञाओं के उत्तराधिकारी हैं (</w:t>
       </w:r>
-      <w:hyperlink r:id="rId37">
-        <w:r>
-          <w:rPr>
-            <w:lang w:val="hi_IN" w:bidi="hi_IN"/>
-          </w:rPr>
-          <w:rPr>
-            <w:color w:val="0000EE"/>
-            <w:u w:val="single"/>
-          </w:rPr>
-          <w:t>3:23–4:7</w:t>
-        </w:r>
-      </w:hyperlink>
+      <w:r>
+        <w:rPr>
+          <w:lang w:val="hi_IN" w:bidi="hi_IN"/>
+        </w:rPr>
+        <w:t>3:23–4:7</w:t>
+      </w:r>
       <w:r>
         <w:rPr>
           <w:lang w:val="hi_IN" w:bidi="hi_IN"/>
         </w:rPr>
         <w:t>)। इस दृष्टिकोण से, गलातिया के लोगों का व्यवस्था पर भरोसा करना दासत्व की ओर भयानक वापसी थी (</w:t>
       </w:r>
-      <w:hyperlink r:id="rId38">
-        <w:r>
-          <w:rPr>
-            <w:lang w:val="hi_IN" w:bidi="hi_IN"/>
-          </w:rPr>
-          <w:rPr>
-            <w:color w:val="0000EE"/>
-            <w:u w:val="single"/>
-          </w:rPr>
-          <w:t>4:8–11</w:t>
-        </w:r>
-      </w:hyperlink>
+      <w:r>
+        <w:rPr>
+          <w:lang w:val="hi_IN" w:bidi="hi_IN"/>
+        </w:rPr>
+        <w:t>4:8–11</w:t>
+      </w:r>
       <w:r>
         <w:rPr>
           <w:lang w:val="hi_IN" w:bidi="hi_IN"/>
         </w:rPr>
         <w:t>), इसलिए पौलुस व्यक्तिगत रूप से उनसे पुनर्विचार करने की अपील करते हैं (</w:t>
       </w:r>
-      <w:hyperlink r:id="rId39">
-        <w:r>
-          <w:rPr>
-            <w:lang w:val="hi_IN" w:bidi="hi_IN"/>
-          </w:rPr>
-          <w:rPr>
-            <w:color w:val="0000EE"/>
-            <w:u w:val="single"/>
-          </w:rPr>
-          <w:t>4:12–20</w:t>
-        </w:r>
-      </w:hyperlink>
+      <w:r>
+        <w:rPr>
+          <w:lang w:val="hi_IN" w:bidi="hi_IN"/>
+        </w:rPr>
+        <w:t>4:12–20</w:t>
+      </w:r>
       <w:r>
         <w:rPr>
           <w:lang w:val="hi_IN" w:bidi="hi_IN"/>
         </w:rPr>
         <w:t>)। वह हागार और सारा और पुरानी और नई वाचा के बीच एक उपमा खींचते हैं, यह दिखाते हुए कि मसीह स्वतंत्रता लाते हैं, न कि दासत्व (</w:t>
       </w:r>
-      <w:hyperlink r:id="rId40">
-        <w:r>
-          <w:rPr>
-            <w:lang w:val="hi_IN" w:bidi="hi_IN"/>
-          </w:rPr>
-          <w:rPr>
-            <w:color w:val="0000EE"/>
-            <w:u w:val="single"/>
-          </w:rPr>
-          <w:t>4:21–31</w:t>
-        </w:r>
-      </w:hyperlink>
+      <w:r>
+        <w:rPr>
+          <w:lang w:val="hi_IN" w:bidi="hi_IN"/>
+        </w:rPr>
+        <w:t>4:21–31</w:t>
+      </w:r>
       <w:r>
         <w:rPr>
           <w:lang w:val="hi_IN" w:bidi="hi_IN"/>
         </w:rPr>
         <w:t>)। परमेश्वर के लोगों को स्वतंत्रता में जीना चाहिए (</w:t>
       </w:r>
-      <w:hyperlink r:id="rId41">
-        <w:r>
-          <w:rPr>
-            <w:lang w:val="hi_IN" w:bidi="hi_IN"/>
-          </w:rPr>
-          <w:rPr>
-            <w:color w:val="0000EE"/>
-            <w:u w:val="single"/>
-          </w:rPr>
-          <w:t>5:1</w:t>
-        </w:r>
-      </w:hyperlink>
+      <w:r>
+        <w:rPr>
+          <w:lang w:val="hi_IN" w:bidi="hi_IN"/>
+        </w:rPr>
+        <w:t>5:1</w:t>
+      </w:r>
       <w:r>
         <w:rPr>
           <w:lang w:val="hi_IN" w:bidi="hi_IN"/>
         </w:rPr>
         <w:t>), उद्धार के लिए व्यवस्था की आज्ञाकारिता पर निर्भरता को अस्वीकार करना चाहिए (</w:t>
       </w:r>
-      <w:hyperlink r:id="rId42">
-        <w:r>
-          <w:rPr>
-            <w:lang w:val="hi_IN" w:bidi="hi_IN"/>
-          </w:rPr>
-          <w:rPr>
-            <w:color w:val="0000EE"/>
-            <w:u w:val="single"/>
-          </w:rPr>
-          <w:t>5:2–4</w:t>
-        </w:r>
-      </w:hyperlink>
+      <w:r>
+        <w:rPr>
+          <w:lang w:val="hi_IN" w:bidi="hi_IN"/>
+        </w:rPr>
+        <w:t>5:2–4</w:t>
+      </w:r>
       <w:r>
         <w:rPr>
           <w:lang w:val="hi_IN" w:bidi="hi_IN"/>
         </w:rPr>
         <w:t>), और विश्वास से जीना चाहिए (</w:t>
       </w:r>
-      <w:hyperlink r:id="rId43">
-        <w:r>
-          <w:rPr>
-            <w:lang w:val="hi_IN" w:bidi="hi_IN"/>
-          </w:rPr>
-          <w:rPr>
-            <w:color w:val="0000EE"/>
-            <w:u w:val="single"/>
-          </w:rPr>
-          <w:t>5:5–6</w:t>
-        </w:r>
-      </w:hyperlink>
+      <w:r>
+        <w:rPr>
+          <w:lang w:val="hi_IN" w:bidi="hi_IN"/>
+        </w:rPr>
+        <w:t>5:5–6</w:t>
+      </w:r>
       <w:r>
         <w:rPr>
           <w:lang w:val="hi_IN" w:bidi="hi_IN"/>
         </w:rPr>
         <w:t>), क्योंकि व्यवस्था के माध्यम से उद्धार का संदेश परमेश्वर से नहीं है (</w:t>
       </w:r>
-      <w:hyperlink r:id="rId44">
-        <w:r>
-          <w:rPr>
-            <w:lang w:val="hi_IN" w:bidi="hi_IN"/>
-          </w:rPr>
-          <w:rPr>
-            <w:color w:val="0000EE"/>
-            <w:u w:val="single"/>
-          </w:rPr>
-          <w:t>5:7–12</w:t>
-        </w:r>
-      </w:hyperlink>
+      <w:r>
+        <w:rPr>
+          <w:lang w:val="hi_IN" w:bidi="hi_IN"/>
+        </w:rPr>
+        <w:t>5:7–12</w:t>
+      </w:r>
       <w:r>
         <w:rPr>
           <w:lang w:val="hi_IN" w:bidi="hi_IN"/>
@@ -957,108 +765,72 @@
         </w:rPr>
         <w:t>अंत में, पौलुस गलातियों को दिखाते हैं कि मसीही स्वतंत्रता पाप करने की अनुमति नहीं है, जैसा कि कुछ दावा कर सकते हैं। इसके बजाय, यह पाप पर विजय पाने का एकमात्र तरीका है, मसीह के प्रेम में जीने और आत्मा की शक्ति का अनुभव करने का (</w:t>
       </w:r>
-      <w:hyperlink r:id="rId45">
-        <w:r>
-          <w:rPr>
-            <w:lang w:val="hi_IN" w:bidi="hi_IN"/>
-          </w:rPr>
-          <w:rPr>
-            <w:color w:val="0000EE"/>
-            <w:u w:val="single"/>
-          </w:rPr>
-          <w:t>5:13–6:10</w:t>
-        </w:r>
-      </w:hyperlink>
+      <w:r>
+        <w:rPr>
+          <w:lang w:val="hi_IN" w:bidi="hi_IN"/>
+        </w:rPr>
+        <w:t>5:13–6:10</w:t>
+      </w:r>
       <w:r>
         <w:rPr>
           <w:lang w:val="hi_IN" w:bidi="hi_IN"/>
         </w:rPr>
         <w:t>)। स्वतंत्रता पाप के बजाय प्रेम करने का अवसर प्रदान करती है (</w:t>
       </w:r>
-      <w:hyperlink r:id="rId46">
-        <w:r>
-          <w:rPr>
-            <w:lang w:val="hi_IN" w:bidi="hi_IN"/>
-          </w:rPr>
-          <w:rPr>
-            <w:color w:val="0000EE"/>
-            <w:u w:val="single"/>
-          </w:rPr>
-          <w:t>5:13–15</w:t>
-        </w:r>
-      </w:hyperlink>
+      <w:r>
+        <w:rPr>
+          <w:lang w:val="hi_IN" w:bidi="hi_IN"/>
+        </w:rPr>
+        <w:t>5:13–15</w:t>
+      </w:r>
       <w:r>
         <w:rPr>
           <w:lang w:val="hi_IN" w:bidi="hi_IN"/>
         </w:rPr>
         <w:t>), और पाप पर विजय पाने का एकमात्र तरीका पवित्र आत्मा की शक्ति से जीना है (</w:t>
       </w:r>
-      <w:hyperlink r:id="rId47">
-        <w:r>
-          <w:rPr>
-            <w:lang w:val="hi_IN" w:bidi="hi_IN"/>
-          </w:rPr>
-          <w:rPr>
-            <w:color w:val="0000EE"/>
-            <w:u w:val="single"/>
-          </w:rPr>
-          <w:t>5:16–18</w:t>
-        </w:r>
-      </w:hyperlink>
+      <w:r>
+        <w:rPr>
+          <w:lang w:val="hi_IN" w:bidi="hi_IN"/>
+        </w:rPr>
+        <w:t>5:16–18</w:t>
+      </w:r>
       <w:r>
         <w:rPr>
           <w:lang w:val="hi_IN" w:bidi="hi_IN"/>
         </w:rPr>
         <w:t>)। मनुष्य के प्रयास से पाप पर विजय नहीं पाई जा सकती, क्योंकि पापी स्वभाव केवल पापी कार्य ही उत्पन्न कर सकता है (</w:t>
       </w:r>
-      <w:hyperlink r:id="rId48">
-        <w:r>
-          <w:rPr>
-            <w:lang w:val="hi_IN" w:bidi="hi_IN"/>
-          </w:rPr>
-          <w:rPr>
-            <w:color w:val="0000EE"/>
-            <w:u w:val="single"/>
-          </w:rPr>
-          <w:t>5:19–21</w:t>
-        </w:r>
-      </w:hyperlink>
+      <w:r>
+        <w:rPr>
+          <w:lang w:val="hi_IN" w:bidi="hi_IN"/>
+        </w:rPr>
+        <w:t>5:19–21</w:t>
+      </w:r>
       <w:r>
         <w:rPr>
           <w:lang w:val="hi_IN" w:bidi="hi_IN"/>
         </w:rPr>
         <w:t>)। इसके विपरीत, पवित्र आत्मा की शक्ति में जीने से अच्छे फल उत्पन्न होते हैं (</w:t>
       </w:r>
-      <w:hyperlink r:id="rId49">
-        <w:r>
-          <w:rPr>
-            <w:lang w:val="hi_IN" w:bidi="hi_IN"/>
-          </w:rPr>
-          <w:rPr>
-            <w:color w:val="0000EE"/>
-            <w:u w:val="single"/>
-          </w:rPr>
-          <w:t>5:22–23</w:t>
-        </w:r>
-      </w:hyperlink>
+      <w:r>
+        <w:rPr>
+          <w:lang w:val="hi_IN" w:bidi="hi_IN"/>
+        </w:rPr>
+        <w:t>5:22–23</w:t>
+      </w:r>
       <w:r>
         <w:rPr>
           <w:lang w:val="hi_IN" w:bidi="hi_IN"/>
         </w:rPr>
         <w:t>)। पौलुस परमेश्वर के बच्चों के जीवन में आत्मा के नेतृत्व के कई उदाहरण देते हैं (</w:t>
       </w:r>
-      <w:hyperlink r:id="rId50">
-        <w:r>
-          <w:rPr>
-            <w:lang w:val="hi_IN" w:bidi="hi_IN"/>
-          </w:rPr>
-          <w:rPr>
-            <w:color w:val="0000EE"/>
-            <w:u w:val="single"/>
-          </w:rPr>
-          <w:t>5:24–6:10</w:t>
-        </w:r>
-      </w:hyperlink>
+      <w:r>
+        <w:rPr>
+          <w:lang w:val="hi_IN" w:bidi="hi_IN"/>
+        </w:rPr>
+        <w:t>5:24–6:10</w:t>
+      </w:r>
       <w:r>
         <w:rPr>
           <w:lang w:val="hi_IN" w:bidi="hi_IN"/>
@@ -1079,18 +851,12 @@
         </w:rPr>
         <w:t>पौलुस अपने पत्र का समापन अपने हाथ से लिखे एक परिशिष्ट के साथ करते हैं (</w:t>
       </w:r>
-      <w:hyperlink r:id="rId51">
-        <w:r>
-          <w:rPr>
-            <w:lang w:val="hi_IN" w:bidi="hi_IN"/>
-          </w:rPr>
-          <w:rPr>
-            <w:color w:val="0000EE"/>
-            <w:u w:val="single"/>
-          </w:rPr>
-          <w:t>6:11–18</w:t>
-        </w:r>
-      </w:hyperlink>
+      <w:r>
+        <w:rPr>
+          <w:lang w:val="hi_IN" w:bidi="hi_IN"/>
+        </w:rPr>
+        <w:t>6:11–18</w:t>
+      </w:r>
       <w:r>
         <w:rPr>
           <w:lang w:val="hi_IN" w:bidi="hi_IN"/>
@@ -1161,72 +927,48 @@
         </w:rPr>
         <w:t xml:space="preserve">ऐसा प्रतीत नहीं होता कि पौलुस ने उत्तर में गलातिया जाति के साथ में विस्तारित समय बिताया हो (संभव संदर्भ देखें </w:t>
       </w:r>
-      <w:hyperlink r:id="rId52">
-        <w:r>
-          <w:rPr>
-            <w:lang w:val="hi_IN" w:bidi="hi_IN"/>
-          </w:rPr>
-          <w:rPr>
-            <w:color w:val="0000EE"/>
-            <w:u w:val="single"/>
-          </w:rPr>
-          <w:t>प्रेरि 16:6</w:t>
-        </w:r>
-      </w:hyperlink>
+      <w:r>
+        <w:rPr>
+          <w:lang w:val="hi_IN" w:bidi="hi_IN"/>
+        </w:rPr>
+        <w:t>प्रेरि 16:6</w:t>
+      </w:r>
       <w:r>
         <w:rPr>
           <w:lang w:val="hi_IN" w:bidi="hi_IN"/>
         </w:rPr>
         <w:t xml:space="preserve">; </w:t>
       </w:r>
-      <w:hyperlink r:id="rId53">
-        <w:r>
-          <w:rPr>
-            <w:lang w:val="hi_IN" w:bidi="hi_IN"/>
-          </w:rPr>
-          <w:rPr>
-            <w:color w:val="0000EE"/>
-            <w:u w:val="single"/>
-          </w:rPr>
-          <w:t>18:23</w:t>
-        </w:r>
-      </w:hyperlink>
+      <w:r>
+        <w:rPr>
+          <w:lang w:val="hi_IN" w:bidi="hi_IN"/>
+        </w:rPr>
+        <w:t>18:23</w:t>
+      </w:r>
       <w:r>
         <w:rPr>
           <w:lang w:val="hi_IN" w:bidi="hi_IN"/>
         </w:rPr>
         <w:t>), जबकि हमारे पास पौलुस की दक्षिणी रोमी प्रांत गलातिया में व्यापक और बार-बार सेवाकार्य गतिविधि का अभिलेख है (</w:t>
       </w:r>
-      <w:hyperlink r:id="rId54">
-        <w:r>
-          <w:rPr>
-            <w:lang w:val="hi_IN" w:bidi="hi_IN"/>
-          </w:rPr>
-          <w:rPr>
-            <w:color w:val="0000EE"/>
-            <w:u w:val="single"/>
-          </w:rPr>
-          <w:t>प्रेरि 13:13–14:25</w:t>
-        </w:r>
-      </w:hyperlink>
+      <w:r>
+        <w:rPr>
+          <w:lang w:val="hi_IN" w:bidi="hi_IN"/>
+        </w:rPr>
+        <w:t>प्रेरि 13:13–14:25</w:t>
+      </w:r>
       <w:r>
         <w:rPr>
           <w:lang w:val="hi_IN" w:bidi="hi_IN"/>
         </w:rPr>
         <w:t xml:space="preserve">; </w:t>
       </w:r>
-      <w:hyperlink r:id="rId55">
-        <w:r>
-          <w:rPr>
-            <w:lang w:val="hi_IN" w:bidi="hi_IN"/>
-          </w:rPr>
-          <w:rPr>
-            <w:color w:val="0000EE"/>
-            <w:u w:val="single"/>
-          </w:rPr>
-          <w:t>16:1–5</w:t>
-        </w:r>
-      </w:hyperlink>
+      <w:r>
+        <w:rPr>
+          <w:lang w:val="hi_IN" w:bidi="hi_IN"/>
+        </w:rPr>
+        <w:t>16:1–5</w:t>
+      </w:r>
       <w:r>
         <w:rPr>
           <w:lang w:val="hi_IN" w:bidi="hi_IN"/>
@@ -1258,18 +1000,12 @@
         </w:rPr>
         <w:t>पौलुस ने गलातियों को या तो यरूशलेम में महासभा से ठीक पहले लिखा (</w:t>
       </w:r>
-      <w:hyperlink r:id="rId56">
-        <w:r>
-          <w:rPr>
-            <w:lang w:val="hi_IN" w:bidi="hi_IN"/>
-          </w:rPr>
-          <w:rPr>
-            <w:color w:val="0000EE"/>
-            <w:u w:val="single"/>
-          </w:rPr>
-          <w:t>प्रेरि 15:1–29</w:t>
-        </w:r>
-      </w:hyperlink>
+      <w:r>
+        <w:rPr>
+          <w:lang w:val="hi_IN" w:bidi="hi_IN"/>
+        </w:rPr>
+        <w:t>प्रेरि 15:1–29</w:t>
+      </w:r>
       <w:r>
         <w:rPr>
           <w:lang w:val="hi_IN" w:bidi="hi_IN"/>
@@ -1290,180 +1026,120 @@
         </w:rPr>
         <w:t xml:space="preserve">परंपरागत रूप से, विद्वानों ने </w:t>
       </w:r>
-      <w:hyperlink r:id="rId28">
-        <w:r>
-          <w:rPr>
-            <w:lang w:val="hi_IN" w:bidi="hi_IN"/>
-          </w:rPr>
-          <w:rPr>
-            <w:color w:val="0000EE"/>
-            <w:u w:val="single"/>
-          </w:rPr>
-          <w:t>2:1–10</w:t>
-        </w:r>
-      </w:hyperlink>
+      <w:r>
+        <w:rPr>
+          <w:lang w:val="hi_IN" w:bidi="hi_IN"/>
+        </w:rPr>
+        <w:t>2:1–10</w:t>
+      </w:r>
       <w:r>
         <w:rPr>
           <w:lang w:val="hi_IN" w:bidi="hi_IN"/>
         </w:rPr>
         <w:t xml:space="preserve"> को यरूशलेम में पौलुस की महासभा के वर्णन के रूप में देखा है। हालांकि, करीबी जांच से </w:t>
       </w:r>
-      <w:hyperlink r:id="rId57">
-        <w:r>
-          <w:rPr>
-            <w:lang w:val="hi_IN" w:bidi="hi_IN"/>
-          </w:rPr>
-          <w:rPr>
-            <w:color w:val="0000EE"/>
-            <w:u w:val="single"/>
-          </w:rPr>
-          <w:t>अध्याय 2</w:t>
-        </w:r>
-      </w:hyperlink>
+      <w:r>
+        <w:rPr>
+          <w:lang w:val="hi_IN" w:bidi="hi_IN"/>
+        </w:rPr>
+        <w:t>अध्याय 2</w:t>
+      </w:r>
       <w:r>
         <w:rPr>
           <w:lang w:val="hi_IN" w:bidi="hi_IN"/>
         </w:rPr>
         <w:t xml:space="preserve"> और </w:t>
       </w:r>
-      <w:hyperlink r:id="rId16">
-        <w:r>
-          <w:rPr>
-            <w:lang w:val="hi_IN" w:bidi="hi_IN"/>
-          </w:rPr>
-          <w:rPr>
-            <w:color w:val="0000EE"/>
-            <w:u w:val="single"/>
-          </w:rPr>
-          <w:t>प्रेरि 15:1–41</w:t>
-        </w:r>
-      </w:hyperlink>
+      <w:r>
+        <w:rPr>
+          <w:lang w:val="hi_IN" w:bidi="hi_IN"/>
+        </w:rPr>
+        <w:t>प्रेरि 15:1–41</w:t>
+      </w:r>
       <w:r>
         <w:rPr>
           <w:lang w:val="hi_IN" w:bidi="hi_IN"/>
         </w:rPr>
         <w:t xml:space="preserve"> के बीच गंभीर अंतर प्रकट होते हैं। पौलुस के यरूशलेम के दो दौरे (</w:t>
       </w:r>
-      <w:hyperlink r:id="rId58">
-        <w:r>
-          <w:rPr>
-            <w:lang w:val="hi_IN" w:bidi="hi_IN"/>
-          </w:rPr>
-          <w:rPr>
-            <w:color w:val="0000EE"/>
-            <w:u w:val="single"/>
-          </w:rPr>
-          <w:t>2:1</w:t>
-        </w:r>
-      </w:hyperlink>
+      <w:r>
+        <w:rPr>
+          <w:lang w:val="hi_IN" w:bidi="hi_IN"/>
+        </w:rPr>
+        <w:t>2:1</w:t>
+      </w:r>
       <w:r>
         <w:rPr>
           <w:lang w:val="hi_IN" w:bidi="hi_IN"/>
         </w:rPr>
         <w:t xml:space="preserve">) के विवरण को </w:t>
       </w:r>
-      <w:hyperlink r:id="rId16">
-        <w:r>
-          <w:rPr>
-            <w:lang w:val="hi_IN" w:bidi="hi_IN"/>
-          </w:rPr>
-          <w:rPr>
-            <w:color w:val="0000EE"/>
-            <w:u w:val="single"/>
-          </w:rPr>
-          <w:t>प्रेरि 15:1–41</w:t>
-        </w:r>
-      </w:hyperlink>
+      <w:r>
+        <w:rPr>
+          <w:lang w:val="hi_IN" w:bidi="hi_IN"/>
+        </w:rPr>
+        <w:t>प्रेरि 15:1–41</w:t>
+      </w:r>
       <w:r>
         <w:rPr>
           <w:lang w:val="hi_IN" w:bidi="hi_IN"/>
         </w:rPr>
         <w:t xml:space="preserve"> में महासभा के उनके तीसरे दौरे के तथ्य के साथ जोड़कर समझना कठिन है। उनके दूसरे दौरे का उल्लेख न करना (</w:t>
       </w:r>
-      <w:hyperlink r:id="rId59">
-        <w:r>
-          <w:rPr>
-            <w:lang w:val="hi_IN" w:bidi="hi_IN"/>
-          </w:rPr>
-          <w:rPr>
-            <w:color w:val="0000EE"/>
-            <w:u w:val="single"/>
-          </w:rPr>
-          <w:t>प्रेरि 11:30</w:t>
-        </w:r>
-      </w:hyperlink>
+      <w:r>
+        <w:rPr>
+          <w:lang w:val="hi_IN" w:bidi="hi_IN"/>
+        </w:rPr>
+        <w:t>प्रेरि 11:30</w:t>
+      </w:r>
       <w:r>
         <w:rPr>
           <w:lang w:val="hi_IN" w:bidi="hi_IN"/>
         </w:rPr>
         <w:t xml:space="preserve">; </w:t>
       </w:r>
-      <w:hyperlink r:id="rId60">
-        <w:r>
-          <w:rPr>
-            <w:lang w:val="hi_IN" w:bidi="hi_IN"/>
-          </w:rPr>
-          <w:rPr>
-            <w:color w:val="0000EE"/>
-            <w:u w:val="single"/>
-          </w:rPr>
-          <w:t>12:25</w:t>
-        </w:r>
-      </w:hyperlink>
+      <w:r>
+        <w:rPr>
+          <w:lang w:val="hi_IN" w:bidi="hi_IN"/>
+        </w:rPr>
+        <w:t>12:25</w:t>
+      </w:r>
       <w:r>
         <w:rPr>
           <w:lang w:val="hi_IN" w:bidi="hi_IN"/>
         </w:rPr>
         <w:t>) पौलुस के इस तर्क को गंभीर रूप से कमजोर करेगा कि उनका यरूशलेम में प्रेरितों के साथ न्यूनतम संपर्क था। इसके अलावा, यदि यह पत्र महासभा के बाद लिखा गया होता, तो यह कल्पना करना कठिन होता कि पौलुस महासभा के फैसले का उल्लेख क्यों नहीं करते, जो सीधे गलातियों में मुद्दे को संबोधित करता है। वास्तव में, महासभा के बाद, पौलुस खुशी से उन कलीसियाओं में इसके फैसले की खबर ले गए जिनका उन्होंने दौरा किया (</w:t>
       </w:r>
-      <w:hyperlink r:id="rId61">
-        <w:r>
-          <w:rPr>
-            <w:lang w:val="hi_IN" w:bidi="hi_IN"/>
-          </w:rPr>
-          <w:rPr>
-            <w:color w:val="0000EE"/>
-            <w:u w:val="single"/>
-          </w:rPr>
-          <w:t>प्रेरि 16:4</w:t>
-        </w:r>
-      </w:hyperlink>
+      <w:r>
+        <w:rPr>
+          <w:lang w:val="hi_IN" w:bidi="hi_IN"/>
+        </w:rPr>
+        <w:t>प्रेरि 16:4</w:t>
+      </w:r>
       <w:r>
         <w:rPr>
           <w:lang w:val="hi_IN" w:bidi="hi_IN"/>
         </w:rPr>
         <w:t xml:space="preserve">)। इसलिए यह विश्वास करना कठिन है कि </w:t>
       </w:r>
-      <w:hyperlink r:id="rId28">
-        <w:r>
-          <w:rPr>
-            <w:lang w:val="hi_IN" w:bidi="hi_IN"/>
-          </w:rPr>
-          <w:rPr>
-            <w:color w:val="0000EE"/>
-            <w:u w:val="single"/>
-          </w:rPr>
-          <w:t>गलातियों 2:1–10,</w:t>
-        </w:r>
-      </w:hyperlink>
+      <w:r>
+        <w:rPr>
+          <w:lang w:val="hi_IN" w:bidi="hi_IN"/>
+        </w:rPr>
+        <w:t>गलातियों 2:1–10,</w:t>
+      </w:r>
       <w:r>
         <w:rPr>
           <w:lang w:val="hi_IN" w:bidi="hi_IN"/>
         </w:rPr>
         <w:t xml:space="preserve"> </w:t>
       </w:r>
-      <w:hyperlink r:id="rId16">
-        <w:r>
-          <w:rPr>
-            <w:lang w:val="hi_IN" w:bidi="hi_IN"/>
-          </w:rPr>
-          <w:rPr>
-            <w:color w:val="0000EE"/>
-            <w:u w:val="single"/>
-          </w:rPr>
-          <w:t>प्रेरि 15:1–41</w:t>
-        </w:r>
-      </w:hyperlink>
+      <w:r>
+        <w:rPr>
+          <w:lang w:val="hi_IN" w:bidi="hi_IN"/>
+        </w:rPr>
+        <w:t>प्रेरि 15:1–41</w:t>
+      </w:r>
       <w:r>
         <w:rPr>
           <w:lang w:val="hi_IN" w:bidi="hi_IN"/>
@@ -1484,72 +1160,48 @@
         </w:rPr>
         <w:t xml:space="preserve">इसके विपरीत, </w:t>
       </w:r>
-      <w:hyperlink r:id="rId28">
-        <w:r>
-          <w:rPr>
-            <w:lang w:val="hi_IN" w:bidi="hi_IN"/>
-          </w:rPr>
-          <w:rPr>
-            <w:color w:val="0000EE"/>
-            <w:u w:val="single"/>
-          </w:rPr>
-          <w:t>गलातियों 2:1–10</w:t>
-        </w:r>
-      </w:hyperlink>
+      <w:r>
+        <w:rPr>
+          <w:lang w:val="hi_IN" w:bidi="hi_IN"/>
+        </w:rPr>
+        <w:t>गलातियों 2:1–10</w:t>
+      </w:r>
       <w:r>
         <w:rPr>
           <w:lang w:val="hi_IN" w:bidi="hi_IN"/>
         </w:rPr>
         <w:t xml:space="preserve"> का वर्णन </w:t>
       </w:r>
-      <w:hyperlink r:id="rId59">
-        <w:r>
-          <w:rPr>
-            <w:lang w:val="hi_IN" w:bidi="hi_IN"/>
-          </w:rPr>
-          <w:rPr>
-            <w:color w:val="0000EE"/>
-            <w:u w:val="single"/>
-          </w:rPr>
-          <w:t>प्रेरि 11:30</w:t>
-        </w:r>
-      </w:hyperlink>
+      <w:r>
+        <w:rPr>
+          <w:lang w:val="hi_IN" w:bidi="hi_IN"/>
+        </w:rPr>
+        <w:t>प्रेरि 11:30</w:t>
+      </w:r>
       <w:r>
         <w:rPr>
           <w:lang w:val="hi_IN" w:bidi="hi_IN"/>
         </w:rPr>
         <w:t xml:space="preserve"> और </w:t>
       </w:r>
-      <w:hyperlink r:id="rId60">
-        <w:r>
-          <w:rPr>
-            <w:lang w:val="hi_IN" w:bidi="hi_IN"/>
-          </w:rPr>
-          <w:rPr>
-            <w:color w:val="0000EE"/>
-            <w:u w:val="single"/>
-          </w:rPr>
-          <w:t>12:25</w:t>
-        </w:r>
-      </w:hyperlink>
+      <w:r>
+        <w:rPr>
+          <w:lang w:val="hi_IN" w:bidi="hi_IN"/>
+        </w:rPr>
+        <w:t>12:25</w:t>
+      </w:r>
       <w:r>
         <w:rPr>
           <w:lang w:val="hi_IN" w:bidi="hi_IN"/>
         </w:rPr>
         <w:t xml:space="preserve"> के साथ पहचानने में अपेक्षाकृत कम कठिनाइयाँ हैं। इससे यह सुझाव मिलता है कि पौलुस ने महासभा से ठीक पहले गलातियों को लिखा, शायद ईस्वी 48 या 49 में, ठीक उसी समय जब कलीसिया में खतना पर विवाद बढ़ रहा था (देखें </w:t>
       </w:r>
-      <w:hyperlink r:id="rId62">
-        <w:r>
-          <w:rPr>
-            <w:lang w:val="hi_IN" w:bidi="hi_IN"/>
-          </w:rPr>
-          <w:rPr>
-            <w:color w:val="0000EE"/>
-            <w:u w:val="single"/>
-          </w:rPr>
-          <w:t>प्रेरि 15:1–2</w:t>
-        </w:r>
-      </w:hyperlink>
+      <w:r>
+        <w:rPr>
+          <w:lang w:val="hi_IN" w:bidi="hi_IN"/>
+        </w:rPr>
+        <w:t>प्रेरि 15:1–2</w:t>
+      </w:r>
       <w:r>
         <w:rPr>
           <w:lang w:val="hi_IN" w:bidi="hi_IN"/>
